--- a/template_pisf.docx
+++ b/template_pisf.docx
@@ -6,12 +6,14 @@
       <w:pPr>
         <w:jc w:val="center"/>
         <w:rPr>
+          <w:rFonts w:ascii="Aptos Narrow" w:hAnsi="Aptos Narrow"/>
           <w:b/>
           <w:bCs/>
         </w:rPr>
       </w:pPr>
       <w:r>
         <w:rPr>
+          <w:rFonts w:ascii="Aptos Narrow" w:hAnsi="Aptos Narrow"/>
           <w:b/>
           <w:bCs/>
         </w:rPr>
@@ -22,48 +24,51 @@
       <w:pPr>
         <w:jc w:val="center"/>
         <w:rPr>
+          <w:rFonts w:ascii="Aptos Narrow" w:hAnsi="Aptos Narrow"/>
           <w:b/>
           <w:bCs/>
         </w:rPr>
       </w:pPr>
       <w:r>
         <w:rPr>
+          <w:rFonts w:ascii="Aptos Narrow" w:hAnsi="Aptos Narrow"/>
           <w:b/>
           <w:bCs/>
         </w:rPr>
-        <w:t>PROJETO DE INTEGRAÇÃO DO RIO SÃO FRANCISCO – EIXO LESTE</w:t>
-      </w:r>
-      <w:r>
-        <w:t xml:space="preserve"> </w:t>
-      </w:r>
-      <w:r>
-        <w:rPr>
+        <w:t>PROJETO DE INTEGRAÇÃO DO RIO SÃO FRANCISCO –</w:t>
+      </w:r>
+      <w:r>
+        <w:rPr>
+          <w:rFonts w:ascii="Aptos Narrow" w:hAnsi="Aptos Narrow"/>
           <w:b/>
           <w:bCs/>
         </w:rPr>
-        <w:t>REGULARIZAÇÃO TÉCNICA E OPERACIONAL DE PEQUENOS USUÁRIOS</w:t>
-      </w:r>
-    </w:p>
-    <w:p>
-      <w:pPr>
-        <w:rPr>
+        <w:t xml:space="preserve"> </w:t>
+      </w:r>
+      <w:r>
+        <w:rPr>
+          <w:rFonts w:ascii="Aptos Narrow" w:hAnsi="Aptos Narrow"/>
           <w:b/>
           <w:bCs/>
         </w:rPr>
-      </w:pPr>
-      <w:r>
-        <w:rPr>
+        <w:t>REGULARIZAÇÃO TÉCNICA E OPERACIONAL DE PEQUENOS USUÁRIOS</w:t>
+      </w:r>
+    </w:p>
+    <w:p>
+      <w:pPr>
+        <w:rPr>
+          <w:rFonts w:ascii="Aptos Narrow" w:hAnsi="Aptos Narrow"/>
           <w:b/>
           <w:bCs/>
         </w:rPr>
-        <w:t>1. IDENTIFICAÇÃO TÉCNICA DO PONTO</w:t>
-      </w:r>
-      <w:r>
-        <w:rPr>
+      </w:pPr>
+      <w:r>
+        <w:rPr>
+          <w:rFonts w:ascii="Aptos Narrow" w:hAnsi="Aptos Narrow"/>
           <w:b/>
           <w:bCs/>
         </w:rPr>
-        <w:t>:</w:t>
+        <w:t>1. IDENTIFICAÇÃO TÉCNICA DO PONTO:</w:t>
       </w:r>
     </w:p>
     <w:p>
@@ -72,23 +77,36 @@
           <w:ilvl w:val="0"/>
           <w:numId w:val="7"/>
         </w:numPr>
-      </w:pPr>
-      <w:r>
-        <w:rPr>
+        <w:rPr>
+          <w:rFonts w:ascii="Aptos Narrow" w:hAnsi="Aptos Narrow"/>
+        </w:rPr>
+      </w:pPr>
+      <w:r>
+        <w:rPr>
+          <w:rFonts w:ascii="Aptos Narrow" w:hAnsi="Aptos Narrow"/>
           <w:b/>
           <w:bCs/>
         </w:rPr>
         <w:t>USUÁRIO/PROPRIETÁRIO:</w:t>
       </w:r>
       <w:r>
+        <w:rPr>
+          <w:rFonts w:ascii="Aptos Narrow" w:hAnsi="Aptos Narrow"/>
+        </w:rPr>
         <w:t xml:space="preserve"> </w:t>
       </w:r>
       <w:proofErr w:type="gramStart"/>
       <w:r>
+        <w:rPr>
+          <w:rFonts w:ascii="Aptos Narrow" w:hAnsi="Aptos Narrow"/>
+        </w:rPr>
         <w:t>{{ PROPRIETARIO</w:t>
       </w:r>
       <w:proofErr w:type="gramEnd"/>
       <w:r>
+        <w:rPr>
+          <w:rFonts w:ascii="Aptos Narrow" w:hAnsi="Aptos Narrow"/>
+        </w:rPr>
         <w:t xml:space="preserve"> }}</w:t>
       </w:r>
     </w:p>
@@ -98,9 +116,13 @@
           <w:ilvl w:val="0"/>
           <w:numId w:val="7"/>
         </w:numPr>
-      </w:pPr>
-      <w:r>
-        <w:rPr>
+        <w:rPr>
+          <w:rFonts w:ascii="Aptos Narrow" w:hAnsi="Aptos Narrow"/>
+        </w:rPr>
+      </w:pPr>
+      <w:r>
+        <w:rPr>
+          <w:rFonts w:ascii="Aptos Narrow" w:hAnsi="Aptos Narrow"/>
           <w:b/>
           <w:bCs/>
         </w:rPr>
@@ -108,6 +130,7 @@
       </w:r>
       <w:r>
         <w:rPr>
+          <w:rFonts w:ascii="Aptos Narrow" w:hAnsi="Aptos Narrow"/>
           <w:b/>
           <w:bCs/>
         </w:rPr>
@@ -115,6 +138,7 @@
       </w:r>
       <w:r>
         <w:rPr>
+          <w:rFonts w:ascii="Aptos Narrow" w:hAnsi="Aptos Narrow"/>
           <w:b/>
           <w:bCs/>
         </w:rPr>
@@ -122,6 +146,7 @@
       </w:r>
       <w:r>
         <w:rPr>
+          <w:rFonts w:ascii="Aptos Narrow" w:hAnsi="Aptos Narrow"/>
           <w:b/>
           <w:bCs/>
         </w:rPr>
@@ -129,12 +154,16 @@
       </w:r>
       <w:r>
         <w:rPr>
+          <w:rFonts w:ascii="Aptos Narrow" w:hAnsi="Aptos Narrow"/>
           <w:b/>
           <w:bCs/>
         </w:rPr>
         <w:t>:</w:t>
       </w:r>
       <w:r>
+        <w:rPr>
+          <w:rFonts w:ascii="Aptos Narrow" w:hAnsi="Aptos Narrow"/>
+        </w:rPr>
         <w:t xml:space="preserve"> {{ CONTRATO }}</w:t>
       </w:r>
     </w:p>
@@ -144,15 +173,22 @@
           <w:ilvl w:val="0"/>
           <w:numId w:val="7"/>
         </w:numPr>
-      </w:pPr>
-      <w:r>
-        <w:rPr>
+        <w:rPr>
+          <w:rFonts w:ascii="Aptos Narrow" w:hAnsi="Aptos Narrow"/>
+        </w:rPr>
+      </w:pPr>
+      <w:r>
+        <w:rPr>
+          <w:rFonts w:ascii="Aptos Narrow" w:hAnsi="Aptos Narrow"/>
           <w:b/>
           <w:bCs/>
         </w:rPr>
         <w:t>MUNICÍPIO:</w:t>
       </w:r>
       <w:r>
+        <w:rPr>
+          <w:rFonts w:ascii="Aptos Narrow" w:hAnsi="Aptos Narrow"/>
+        </w:rPr>
         <w:t xml:space="preserve"> {{ MUNICIPIO }}</w:t>
       </w:r>
     </w:p>
@@ -162,24 +198,34 @@
           <w:ilvl w:val="0"/>
           <w:numId w:val="7"/>
         </w:numPr>
-      </w:pPr>
-      <w:r>
-        <w:rPr>
+        <w:rPr>
+          <w:rFonts w:ascii="Aptos Narrow" w:hAnsi="Aptos Narrow"/>
+        </w:rPr>
+      </w:pPr>
+      <w:r>
+        <w:rPr>
+          <w:rFonts w:ascii="Aptos Narrow" w:hAnsi="Aptos Narrow"/>
           <w:b/>
           <w:bCs/>
         </w:rPr>
         <w:t>LOCALIZAÇÃO GEOGRÁFICA:</w:t>
       </w:r>
       <w:r>
+        <w:rPr>
+          <w:rFonts w:ascii="Aptos Narrow" w:hAnsi="Aptos Narrow"/>
+        </w:rPr>
         <w:t xml:space="preserve"> </w:t>
       </w:r>
       <w:r>
-        <w:t>{{ EIXO }}</w:t>
-      </w:r>
-      <w:r>
-        <w:t xml:space="preserve"> - </w:t>
-      </w:r>
-      <w:r>
+        <w:rPr>
+          <w:rFonts w:ascii="Aptos Narrow" w:hAnsi="Aptos Narrow"/>
+        </w:rPr>
+        <w:t xml:space="preserve">{{ EIXO }} - </w:t>
+      </w:r>
+      <w:r>
+        <w:rPr>
+          <w:rFonts w:ascii="Aptos Narrow" w:hAnsi="Aptos Narrow"/>
+        </w:rPr>
         <w:t>Estaca {{ ESTACA }}  — Lado: {{ LADO }}</w:t>
       </w:r>
     </w:p>
@@ -189,9 +235,13 @@
           <w:ilvl w:val="0"/>
           <w:numId w:val="7"/>
         </w:numPr>
-      </w:pPr>
-      <w:r>
-        <w:rPr>
+        <w:rPr>
+          <w:rFonts w:ascii="Aptos Narrow" w:hAnsi="Aptos Narrow"/>
+        </w:rPr>
+      </w:pPr>
+      <w:r>
+        <w:rPr>
+          <w:rFonts w:ascii="Aptos Narrow" w:hAnsi="Aptos Narrow"/>
           <w:b/>
           <w:bCs/>
         </w:rPr>
@@ -199,6 +249,7 @@
       </w:r>
       <w:r>
         <w:rPr>
+          <w:rFonts w:ascii="Aptos Narrow" w:hAnsi="Aptos Narrow"/>
           <w:b/>
           <w:bCs/>
         </w:rPr>
@@ -206,20 +257,75 @@
       </w:r>
       <w:r>
         <w:rPr>
+          <w:rFonts w:ascii="Aptos Narrow" w:hAnsi="Aptos Narrow"/>
           <w:b/>
           <w:bCs/>
         </w:rPr>
-        <w:t>:</w:t>
-      </w:r>
-      <w:r>
-        <w:rPr>
-          <w:b/>
-          <w:bCs/>
-        </w:rPr>
-        <w:t xml:space="preserve"> </w:t>
-      </w:r>
-      <w:r>
-        <w:t>24L LAT: {{ LAT }} / LONG: {{ LONG }}</w:t>
+        <w:t xml:space="preserve">: </w:t>
+      </w:r>
+      <w:r>
+        <w:rPr>
+          <w:rFonts w:ascii="Aptos Narrow" w:hAnsi="Aptos Narrow"/>
+        </w:rPr>
+        <w:t xml:space="preserve">ZONA </w:t>
+      </w:r>
+      <w:r>
+        <w:rPr>
+          <w:rFonts w:ascii="Aptos Narrow" w:hAnsi="Aptos Narrow"/>
+        </w:rPr>
+        <w:t xml:space="preserve">24L </w:t>
+      </w:r>
+      <w:r>
+        <w:rPr>
+          <w:rFonts w:ascii="Aptos Narrow" w:hAnsi="Aptos Narrow"/>
+        </w:rPr>
+        <w:t>N</w:t>
+      </w:r>
+      <w:r>
+        <w:rPr>
+          <w:rFonts w:ascii="Aptos Narrow" w:hAnsi="Aptos Narrow"/>
+        </w:rPr>
+        <w:t xml:space="preserve">: </w:t>
+      </w:r>
+      <w:proofErr w:type="gramStart"/>
+      <w:r>
+        <w:rPr>
+          <w:rFonts w:ascii="Aptos Narrow" w:hAnsi="Aptos Narrow"/>
+        </w:rPr>
+        <w:t>{{ LAT</w:t>
+      </w:r>
+      <w:proofErr w:type="gramEnd"/>
+      <w:r>
+        <w:rPr>
+          <w:rFonts w:ascii="Aptos Narrow" w:hAnsi="Aptos Narrow"/>
+        </w:rPr>
+        <w:t xml:space="preserve"> }} / </w:t>
+      </w:r>
+      <w:r>
+        <w:rPr>
+          <w:rFonts w:ascii="Aptos Narrow" w:hAnsi="Aptos Narrow"/>
+        </w:rPr>
+        <w:t>E</w:t>
+      </w:r>
+      <w:r>
+        <w:rPr>
+          <w:rFonts w:ascii="Aptos Narrow" w:hAnsi="Aptos Narrow"/>
+        </w:rPr>
+        <w:t xml:space="preserve">: </w:t>
+      </w:r>
+      <w:proofErr w:type="gramStart"/>
+      <w:r>
+        <w:rPr>
+          <w:rFonts w:ascii="Aptos Narrow" w:hAnsi="Aptos Narrow"/>
+        </w:rPr>
+        <w:t>{{ LONG</w:t>
+      </w:r>
+      <w:proofErr w:type="gramEnd"/>
+      <w:r>
+        <w:rPr>
+          <w:rFonts w:ascii="Aptos Narrow" w:hAnsi="Aptos Narrow"/>
+        </w:rPr>
+        <w:t xml:space="preserve"> }}</w:t>
       </w:r>
     </w:p>
     <w:p>
@@ -228,25 +334,36 @@
           <w:ilvl w:val="0"/>
           <w:numId w:val="7"/>
         </w:numPr>
-      </w:pPr>
-      <w:r>
-        <w:rPr>
+        <w:rPr>
+          <w:rFonts w:ascii="Aptos Narrow" w:hAnsi="Aptos Narrow"/>
+        </w:rPr>
+      </w:pPr>
+      <w:r>
+        <w:rPr>
+          <w:rFonts w:ascii="Aptos Narrow" w:hAnsi="Aptos Narrow"/>
           <w:b/>
           <w:bCs/>
         </w:rPr>
         <w:t>FINALIDADE DO USO:</w:t>
       </w:r>
       <w:r>
+        <w:rPr>
+          <w:rFonts w:ascii="Aptos Narrow" w:hAnsi="Aptos Narrow"/>
+        </w:rPr>
         <w:t xml:space="preserve"> {{ USO_DA_AGUA }} | </w:t>
       </w:r>
       <w:r>
         <w:rPr>
+          <w:rFonts w:ascii="Aptos Narrow" w:hAnsi="Aptos Narrow"/>
           <w:b/>
           <w:bCs/>
         </w:rPr>
         <w:t>SISTEMA:</w:t>
       </w:r>
       <w:r>
+        <w:rPr>
+          <w:rFonts w:ascii="Aptos Narrow" w:hAnsi="Aptos Narrow"/>
+        </w:rPr>
         <w:t xml:space="preserve"> {{ SISTEMA }}</w:t>
       </w:r>
     </w:p>
@@ -256,30 +373,36 @@
           <w:ilvl w:val="0"/>
           <w:numId w:val="7"/>
         </w:numPr>
-      </w:pPr>
-      <w:r>
-        <w:rPr>
+        <w:rPr>
+          <w:rFonts w:ascii="Aptos Narrow" w:hAnsi="Aptos Narrow"/>
+        </w:rPr>
+      </w:pPr>
+      <w:r>
+        <w:rPr>
+          <w:rFonts w:ascii="Aptos Narrow" w:hAnsi="Aptos Narrow"/>
           <w:b/>
           <w:bCs/>
         </w:rPr>
         <w:t>ESTRUTURA INSTALADA (WBS):</w:t>
       </w:r>
       <w:r>
-        <w:t xml:space="preserve"> </w:t>
-      </w:r>
-      <w:r>
-        <w:t>{{ ESTRUTURA_WBS }}.</w:t>
-      </w:r>
-    </w:p>
-    <w:p>
-      <w:pPr>
-        <w:rPr>
+        <w:rPr>
+          <w:rFonts w:ascii="Aptos Narrow" w:hAnsi="Aptos Narrow"/>
+        </w:rPr>
+        <w:t xml:space="preserve"> {{ ESTRUTURA_WBS }}.</w:t>
+      </w:r>
+    </w:p>
+    <w:p>
+      <w:pPr>
+        <w:rPr>
+          <w:rFonts w:ascii="Aptos Narrow" w:hAnsi="Aptos Narrow"/>
           <w:b/>
           <w:bCs/>
         </w:rPr>
       </w:pPr>
       <w:r>
         <w:rPr>
+          <w:rFonts w:ascii="Aptos Narrow" w:hAnsi="Aptos Narrow"/>
           <w:b/>
           <w:bCs/>
         </w:rPr>
@@ -287,7 +410,16 @@
       </w:r>
     </w:p>
     <w:p>
-      <w:r>
+      <w:pPr>
+        <w:jc w:val="both"/>
+        <w:rPr>
+          <w:rFonts w:ascii="Aptos Narrow" w:hAnsi="Aptos Narrow"/>
+        </w:rPr>
+      </w:pPr>
+      <w:r>
+        <w:rPr>
+          <w:rFonts w:ascii="Aptos Narrow" w:hAnsi="Aptos Narrow"/>
+        </w:rPr>
         <w:t>O USUÁRIO declara haver recebido, nesta data, o Ponto de Captação devidamente padronizado e regularizado, em perfeitas condições de operação, compreendendo os seguintes dispositivos e especificações:</w:t>
       </w:r>
     </w:p>
@@ -297,21 +429,87 @@
           <w:ilvl w:val="0"/>
           <w:numId w:val="8"/>
         </w:numPr>
-      </w:pPr>
-      <w:r>
-        <w:rPr>
+        <w:jc w:val="both"/>
+        <w:rPr>
+          <w:rFonts w:ascii="Aptos Narrow" w:hAnsi="Aptos Narrow"/>
+        </w:rPr>
+      </w:pPr>
+      <w:r>
+        <w:rPr>
+          <w:rFonts w:ascii="Aptos Narrow" w:hAnsi="Aptos Narrow"/>
           <w:b/>
           <w:bCs/>
         </w:rPr>
         <w:t>Medição de Consumo:</w:t>
       </w:r>
       <w:r>
-        <w:t xml:space="preserve"> 01 (um) Hidrômetro (Nº Série: _______________ / Leitura Inicial: ___</w:t>
-      </w:r>
-      <w:r>
-        <w:t>__________  m3</w:t>
-      </w:r>
-      <w:r>
+        <w:rPr>
+          <w:rFonts w:ascii="Aptos Narrow" w:hAnsi="Aptos Narrow"/>
+        </w:rPr>
+        <w:t xml:space="preserve"> 01 (um) Hidrômetro (Nº Série: _______________ / </w:t>
+      </w:r>
+      <w:r>
+        <w:rPr>
+          <w:rFonts w:ascii="Aptos Narrow" w:hAnsi="Aptos Narrow"/>
+        </w:rPr>
+        <w:t>Nº</w:t>
+      </w:r>
+      <w:r>
+        <w:rPr>
+          <w:rFonts w:ascii="Aptos Narrow" w:hAnsi="Aptos Narrow"/>
+        </w:rPr>
+        <w:t xml:space="preserve"> </w:t>
+      </w:r>
+      <w:proofErr w:type="gramStart"/>
+      <w:r>
+        <w:rPr>
+          <w:rFonts w:ascii="Aptos Narrow" w:hAnsi="Aptos Narrow"/>
+        </w:rPr>
+        <w:t xml:space="preserve">Lacre </w:t>
+      </w:r>
+      <w:r>
+        <w:rPr>
+          <w:rFonts w:ascii="Aptos Narrow" w:hAnsi="Aptos Narrow"/>
+        </w:rPr>
+        <w:t>:</w:t>
+      </w:r>
+      <w:proofErr w:type="gramEnd"/>
+      <w:r>
+        <w:rPr>
+          <w:rFonts w:ascii="Aptos Narrow" w:hAnsi="Aptos Narrow"/>
+        </w:rPr>
+        <w:t xml:space="preserve"> _______________ </w:t>
+      </w:r>
+      <w:r>
+        <w:rPr>
+          <w:rFonts w:ascii="Aptos Narrow" w:hAnsi="Aptos Narrow"/>
+        </w:rPr>
+        <w:t>Leitura Inicial: ___</w:t>
+      </w:r>
+      <w:r>
+        <w:rPr>
+          <w:rFonts w:ascii="Aptos Narrow" w:hAnsi="Aptos Narrow"/>
+        </w:rPr>
+        <w:t>_________</w:t>
+      </w:r>
+      <w:proofErr w:type="gramStart"/>
+      <w:r>
+        <w:rPr>
+          <w:rFonts w:ascii="Aptos Narrow" w:hAnsi="Aptos Narrow"/>
+        </w:rPr>
+        <w:t>_  m</w:t>
+      </w:r>
+      <w:proofErr w:type="gramEnd"/>
+      <w:r>
+        <w:rPr>
+          <w:rFonts w:ascii="Aptos Narrow" w:hAnsi="Aptos Narrow"/>
+        </w:rPr>
+        <w:t>3</w:t>
+      </w:r>
+      <w:r>
+        <w:rPr>
+          <w:rFonts w:ascii="Aptos Narrow" w:hAnsi="Aptos Narrow"/>
+        </w:rPr>
         <w:t>);</w:t>
       </w:r>
     </w:p>
@@ -321,21 +519,35 @@
           <w:ilvl w:val="0"/>
           <w:numId w:val="8"/>
         </w:numPr>
-      </w:pPr>
-      <w:r>
-        <w:rPr>
+        <w:jc w:val="both"/>
+        <w:rPr>
+          <w:rFonts w:ascii="Aptos Narrow" w:hAnsi="Aptos Narrow"/>
+        </w:rPr>
+      </w:pPr>
+      <w:r>
+        <w:rPr>
+          <w:rFonts w:ascii="Aptos Narrow" w:hAnsi="Aptos Narrow"/>
           <w:b/>
           <w:bCs/>
         </w:rPr>
         <w:t>Proteção:</w:t>
       </w:r>
       <w:r>
+        <w:rPr>
+          <w:rFonts w:ascii="Aptos Narrow" w:hAnsi="Aptos Narrow"/>
+        </w:rPr>
         <w:t xml:space="preserve"> 01 (uma) Caixa </w:t>
       </w:r>
       <w:r>
+        <w:rPr>
+          <w:rFonts w:ascii="Aptos Narrow" w:hAnsi="Aptos Narrow"/>
+        </w:rPr>
         <w:t>em concreto para abrigo do hidrômetro - padronizada</w:t>
       </w:r>
       <w:r>
+        <w:rPr>
+          <w:rFonts w:ascii="Aptos Narrow" w:hAnsi="Aptos Narrow"/>
+        </w:rPr>
         <w:t>;</w:t>
       </w:r>
     </w:p>
@@ -345,55 +557,83 @@
           <w:ilvl w:val="0"/>
           <w:numId w:val="8"/>
         </w:numPr>
-      </w:pPr>
-      <w:r>
-        <w:rPr>
+        <w:jc w:val="both"/>
+        <w:rPr>
+          <w:rFonts w:ascii="Aptos Narrow" w:hAnsi="Aptos Narrow"/>
+        </w:rPr>
+      </w:pPr>
+      <w:r>
+        <w:rPr>
+          <w:rFonts w:ascii="Aptos Narrow" w:hAnsi="Aptos Narrow"/>
           <w:b/>
           <w:bCs/>
         </w:rPr>
         <w:t>Conexões:</w:t>
       </w:r>
       <w:r>
-        <w:t xml:space="preserve"> </w:t>
-      </w:r>
-      <w:r>
-        <w:t xml:space="preserve">Instalações hidráulicas (tubos, </w:t>
-      </w:r>
-      <w:r>
+        <w:rPr>
+          <w:rFonts w:ascii="Aptos Narrow" w:hAnsi="Aptos Narrow"/>
+        </w:rPr>
+        <w:t xml:space="preserve"> Instalações hidráulicas (tubos, </w:t>
+      </w:r>
+      <w:r>
+        <w:rPr>
+          <w:rFonts w:ascii="Aptos Narrow" w:hAnsi="Aptos Narrow"/>
+        </w:rPr>
         <w:t>conexões</w:t>
       </w:r>
       <w:r>
+        <w:rPr>
+          <w:rFonts w:ascii="Aptos Narrow" w:hAnsi="Aptos Narrow"/>
+        </w:rPr>
         <w:t xml:space="preserve"> e mangueira)</w:t>
       </w:r>
       <w:r>
+        <w:rPr>
+          <w:rFonts w:ascii="Aptos Narrow" w:hAnsi="Aptos Narrow"/>
+        </w:rPr>
         <w:t>,</w:t>
       </w:r>
       <w:r>
-        <w:t xml:space="preserve"> em conformidade com o projeto</w:t>
-      </w:r>
-      <w:r>
-        <w:t xml:space="preserve"> padrão de captação do PISF</w:t>
-      </w:r>
-      <w:r>
+        <w:rPr>
+          <w:rFonts w:ascii="Aptos Narrow" w:hAnsi="Aptos Narrow"/>
+        </w:rPr>
+        <w:t xml:space="preserve"> em conformidade com o projeto padrão de captação do PISF</w:t>
+      </w:r>
+      <w:r>
+        <w:rPr>
+          <w:rFonts w:ascii="Aptos Narrow" w:hAnsi="Aptos Narrow"/>
+        </w:rPr>
         <w:t>.</w:t>
       </w:r>
     </w:p>
     <w:p>
-      <w:r>
+      <w:pPr>
+        <w:rPr>
+          <w:rFonts w:ascii="Aptos Narrow" w:hAnsi="Aptos Narrow"/>
+        </w:rPr>
+      </w:pPr>
+      <w:r>
+        <w:rPr>
+          <w:rFonts w:ascii="Aptos Narrow" w:hAnsi="Aptos Narrow"/>
+        </w:rPr>
         <w:pict w14:anchorId="47CE6A7D">
-          <v:rect id="_x0000_i1025" style="width:0;height:1.5pt" o:hralign="center" o:hrstd="t" o:hr="t" fillcolor="#a0a0a0" stroked="f"/>
+          <v:rect id="_x0000_i1030" style="width:0;height:1.5pt" o:hralign="center" o:hrstd="t" o:hr="t" fillcolor="#a0a0a0" stroked="f"/>
         </w:pict>
       </w:r>
     </w:p>
     <w:p>
       <w:pPr>
-        <w:rPr>
+        <w:jc w:val="both"/>
+        <w:rPr>
+          <w:rFonts w:ascii="Aptos Narrow" w:hAnsi="Aptos Narrow"/>
           <w:b/>
           <w:bCs/>
         </w:rPr>
       </w:pPr>
       <w:r>
         <w:rPr>
+          <w:rFonts w:ascii="Aptos Narrow" w:hAnsi="Aptos Narrow"/>
           <w:b/>
           <w:bCs/>
         </w:rPr>
@@ -401,29 +641,42 @@
       </w:r>
     </w:p>
     <w:p>
-      <w:r>
-        <w:t>Em conformidade com o</w:t>
-      </w:r>
-      <w:r>
-        <w:t xml:space="preserve"> Contrato de Gestão</w:t>
-      </w:r>
-      <w:r>
-        <w:t xml:space="preserve"> padrão da APAC</w:t>
-      </w:r>
-      <w:r>
+      <w:pPr>
+        <w:jc w:val="both"/>
+        <w:rPr>
+          <w:rFonts w:ascii="Aptos Narrow" w:hAnsi="Aptos Narrow"/>
+        </w:rPr>
+      </w:pPr>
+      <w:r>
+        <w:rPr>
+          <w:rFonts w:ascii="Aptos Narrow" w:hAnsi="Aptos Narrow"/>
+        </w:rPr>
+        <w:t>Em conformidade com o Contrato de Gestão padrão da APAC</w:t>
+      </w:r>
+      <w:r>
+        <w:rPr>
+          <w:rFonts w:ascii="Aptos Narrow" w:hAnsi="Aptos Narrow"/>
+        </w:rPr>
         <w:t>,</w:t>
       </w:r>
       <w:r>
+        <w:rPr>
+          <w:rFonts w:ascii="Aptos Narrow" w:hAnsi="Aptos Narrow"/>
+        </w:rPr>
         <w:t xml:space="preserve"> o </w:t>
       </w:r>
       <w:r>
         <w:rPr>
+          <w:rFonts w:ascii="Aptos Narrow" w:hAnsi="Aptos Narrow"/>
           <w:b/>
           <w:bCs/>
         </w:rPr>
         <w:t>USUÁRIO</w:t>
       </w:r>
       <w:r>
+        <w:rPr>
+          <w:rFonts w:ascii="Aptos Narrow" w:hAnsi="Aptos Narrow"/>
+        </w:rPr>
         <w:t xml:space="preserve"> declara total ciência de suas obrigações, comprometendo-se a:</w:t>
       </w:r>
     </w:p>
@@ -433,25 +686,29 @@
           <w:ilvl w:val="0"/>
           <w:numId w:val="9"/>
         </w:numPr>
-      </w:pPr>
-      <w:r>
-        <w:rPr>
+        <w:jc w:val="both"/>
+        <w:rPr>
+          <w:rFonts w:ascii="Aptos Narrow" w:hAnsi="Aptos Narrow"/>
+        </w:rPr>
+      </w:pPr>
+      <w:r>
+        <w:rPr>
+          <w:rFonts w:ascii="Aptos Narrow" w:hAnsi="Aptos Narrow"/>
           <w:b/>
           <w:bCs/>
         </w:rPr>
-        <w:t>3.1. Fiscalização</w:t>
-      </w:r>
-      <w:r>
-        <w:rPr>
-          <w:b/>
-          <w:bCs/>
-        </w:rPr>
-        <w:t xml:space="preserve">: </w:t>
-      </w:r>
-      <w:r>
+        <w:t xml:space="preserve">3.1. Fiscalização: </w:t>
+      </w:r>
+      <w:r>
+        <w:rPr>
+          <w:rFonts w:ascii="Aptos Narrow" w:hAnsi="Aptos Narrow"/>
+        </w:rPr>
         <w:t xml:space="preserve">Assegurar o livre acesso de forma a facilitar a fiscalização das instalações pelas OPERADORAS FEDERAL E ESTADUAL, </w:t>
       </w:r>
       <w:r>
+        <w:rPr>
+          <w:rFonts w:ascii="Aptos Narrow" w:hAnsi="Aptos Narrow"/>
+        </w:rPr>
         <w:t>sem que haja quaisquer impedimentos de acesso à estrutura.</w:t>
       </w:r>
     </w:p>
@@ -461,16 +718,36 @@
           <w:ilvl w:val="0"/>
           <w:numId w:val="9"/>
         </w:numPr>
-      </w:pPr>
-      <w:r>
-        <w:rPr>
+        <w:jc w:val="both"/>
+        <w:rPr>
+          <w:rFonts w:ascii="Aptos Narrow" w:hAnsi="Aptos Narrow"/>
+        </w:rPr>
+      </w:pPr>
+      <w:r>
+        <w:rPr>
+          <w:rFonts w:ascii="Aptos Narrow" w:hAnsi="Aptos Narrow"/>
           <w:b/>
           <w:bCs/>
         </w:rPr>
         <w:t>3.2. Operação Adequada:</w:t>
       </w:r>
       <w:r>
-        <w:t xml:space="preserve"> Responsabilizar-se por falhas ou interrupções na entrega da água decorrentes do uso inadequado ou problemas na estrutura sob sua responsabilidade.</w:t>
+        <w:rPr>
+          <w:rFonts w:ascii="Aptos Narrow" w:hAnsi="Aptos Narrow"/>
+        </w:rPr>
+        <w:t xml:space="preserve"> Responsabilizar-se por falhas ou interrupções na entrega da água decorrentes do uso inadequado o</w:t>
+      </w:r>
+      <w:r>
+        <w:rPr>
+          <w:rFonts w:ascii="Aptos Narrow" w:hAnsi="Aptos Narrow"/>
+        </w:rPr>
+        <w:t xml:space="preserve"> </w:t>
+      </w:r>
+      <w:r>
+        <w:rPr>
+          <w:rFonts w:ascii="Aptos Narrow" w:hAnsi="Aptos Narrow"/>
+        </w:rPr>
+        <w:t>u problemas na estrutura sob sua responsabilidade.</w:t>
       </w:r>
     </w:p>
     <w:p>
@@ -479,16 +756,30 @@
           <w:ilvl w:val="0"/>
           <w:numId w:val="9"/>
         </w:numPr>
-      </w:pPr>
-      <w:r>
-        <w:rPr>
+        <w:jc w:val="both"/>
+        <w:rPr>
+          <w:rFonts w:ascii="Aptos Narrow" w:hAnsi="Aptos Narrow"/>
+        </w:rPr>
+      </w:pPr>
+      <w:r>
+        <w:rPr>
+          <w:rFonts w:ascii="Aptos Narrow" w:hAnsi="Aptos Narrow"/>
           <w:b/>
           <w:bCs/>
         </w:rPr>
         <w:t>3.3. Zelo Estrutural:</w:t>
       </w:r>
       <w:r>
+        <w:rPr>
+          <w:rFonts w:ascii="Aptos Narrow" w:hAnsi="Aptos Narrow"/>
+        </w:rPr>
         <w:t xml:space="preserve"> Zelar pela estrutura de captação, bem como pela integridade do canal ou reservatório onde a mesma está inserida.</w:t>
+      </w:r>
+      <w:r>
+        <w:rPr>
+          <w:rFonts w:ascii="Aptos Narrow" w:hAnsi="Aptos Narrow"/>
+        </w:rPr>
+        <w:t xml:space="preserve"> Em caso de ocorrência de falhas ou problemas no sistema de captação compreendido entre a válvula de sucção e o hidrômetro, o usuário deverá comunicar ao MIDR por meio do contato: (87) 9.8134-8031.</w:t>
       </w:r>
     </w:p>
     <w:p>
@@ -497,9 +788,14 @@
           <w:ilvl w:val="0"/>
           <w:numId w:val="9"/>
         </w:numPr>
-      </w:pPr>
-      <w:r>
-        <w:rPr>
+        <w:jc w:val="both"/>
+        <w:rPr>
+          <w:rFonts w:ascii="Aptos Narrow" w:hAnsi="Aptos Narrow"/>
+        </w:rPr>
+      </w:pPr>
+      <w:r>
+        <w:rPr>
+          <w:rFonts w:ascii="Aptos Narrow" w:hAnsi="Aptos Narrow"/>
           <w:b/>
           <w:bCs/>
         </w:rPr>
@@ -507,7 +803,16 @@
         <w:t>3.4. Guarda e Proteção:</w:t>
       </w:r>
       <w:r>
-        <w:t xml:space="preserve"> Assumir a guarda e proteção da estrutura de captação, arcando integralmente com quaisquer danos, avarias ou furtos verificados.</w:t>
+        <w:rPr>
+          <w:rFonts w:ascii="Aptos Narrow" w:hAnsi="Aptos Narrow"/>
+        </w:rPr>
+        <w:t xml:space="preserve"> Assumir a guarda e proteção da estrutura de captação, arcando integralmente com quaisquer danos, avarias ou furtos verificados</w:t>
+      </w:r>
+      <w:r>
+        <w:rPr>
+          <w:rFonts w:ascii="Aptos Narrow" w:hAnsi="Aptos Narrow"/>
+        </w:rPr>
+        <w:t xml:space="preserve">, caso o dano seja provocado por agentes internos do PISF, a recuperação ou reparo a ser realizado, não será de responsabilidade do usuário. </w:t>
       </w:r>
     </w:p>
     <w:p>
@@ -516,15 +821,23 @@
           <w:ilvl w:val="0"/>
           <w:numId w:val="9"/>
         </w:numPr>
-      </w:pPr>
-      <w:r>
-        <w:rPr>
+        <w:jc w:val="both"/>
+        <w:rPr>
+          <w:rFonts w:ascii="Aptos Narrow" w:hAnsi="Aptos Narrow"/>
+        </w:rPr>
+      </w:pPr>
+      <w:r>
+        <w:rPr>
+          <w:rFonts w:ascii="Aptos Narrow" w:hAnsi="Aptos Narrow"/>
           <w:b/>
           <w:bCs/>
         </w:rPr>
         <w:t>3.5. Sustentabilidade:</w:t>
       </w:r>
       <w:r>
+        <w:rPr>
+          <w:rFonts w:ascii="Aptos Narrow" w:hAnsi="Aptos Narrow"/>
+        </w:rPr>
         <w:t xml:space="preserve"> Evitar o consumo supérfluo, o desperdício e zelar pela redução de perdas, sendo expressamente proibido o lançamento de despejos ou resíduos em qualquer área de domínio do PISF.</w:t>
       </w:r>
     </w:p>
@@ -534,15 +847,23 @@
           <w:ilvl w:val="0"/>
           <w:numId w:val="9"/>
         </w:numPr>
-      </w:pPr>
-      <w:r>
-        <w:rPr>
+        <w:jc w:val="both"/>
+        <w:rPr>
+          <w:rFonts w:ascii="Aptos Narrow" w:hAnsi="Aptos Narrow"/>
+        </w:rPr>
+      </w:pPr>
+      <w:r>
+        <w:rPr>
+          <w:rFonts w:ascii="Aptos Narrow" w:hAnsi="Aptos Narrow"/>
           <w:b/>
           <w:bCs/>
         </w:rPr>
         <w:t>3.6. Intransferibilidade:</w:t>
       </w:r>
       <w:r>
+        <w:rPr>
+          <w:rFonts w:ascii="Aptos Narrow" w:hAnsi="Aptos Narrow"/>
+        </w:rPr>
         <w:t xml:space="preserve"> Não transferir a terceiros, no todo ou em parte, o objeto do contrato de uso da água.</w:t>
       </w:r>
     </w:p>
@@ -552,15 +873,23 @@
           <w:ilvl w:val="0"/>
           <w:numId w:val="9"/>
         </w:numPr>
-      </w:pPr>
-      <w:r>
-        <w:rPr>
+        <w:jc w:val="both"/>
+        <w:rPr>
+          <w:rFonts w:ascii="Aptos Narrow" w:hAnsi="Aptos Narrow"/>
+        </w:rPr>
+      </w:pPr>
+      <w:r>
+        <w:rPr>
+          <w:rFonts w:ascii="Aptos Narrow" w:hAnsi="Aptos Narrow"/>
           <w:b/>
           <w:bCs/>
         </w:rPr>
         <w:t>3.7. Manutenção do Hidrômetro:</w:t>
       </w:r>
       <w:r>
+        <w:rPr>
+          <w:rFonts w:ascii="Aptos Narrow" w:hAnsi="Aptos Narrow"/>
+        </w:rPr>
         <w:t xml:space="preserve"> Manter em pleno funcionamento o equipamento de medição, com lacre e número de série preservados. Qualquer remoção para manutenção ou substituição só poderá ocorrer mediante solicitação prévia e autorização formal da APAC.</w:t>
       </w:r>
     </w:p>
@@ -570,32 +899,45 @@
           <w:ilvl w:val="0"/>
           <w:numId w:val="9"/>
         </w:numPr>
-      </w:pPr>
-      <w:r>
-        <w:rPr>
+        <w:jc w:val="both"/>
+        <w:rPr>
+          <w:rFonts w:ascii="Aptos Narrow" w:hAnsi="Aptos Narrow"/>
+        </w:rPr>
+      </w:pPr>
+      <w:r>
+        <w:rPr>
+          <w:rFonts w:ascii="Aptos Narrow" w:hAnsi="Aptos Narrow"/>
           <w:b/>
           <w:bCs/>
         </w:rPr>
         <w:t>3.8. Reporte de Dados:</w:t>
       </w:r>
       <w:r>
+        <w:rPr>
+          <w:rFonts w:ascii="Aptos Narrow" w:hAnsi="Aptos Narrow"/>
+        </w:rPr>
         <w:t xml:space="preserve"> Informar periodicamente os volumes consumidos no ponto de captação, seguindo o método estabelecido pelo órgão gestor.</w:t>
       </w:r>
     </w:p>
     <w:p>
       <w:pPr>
         <w:ind w:left="720"/>
-      </w:pPr>
-    </w:p>
-    <w:p>
-      <w:pPr>
-        <w:rPr>
+        <w:rPr>
+          <w:rFonts w:ascii="Aptos Narrow" w:hAnsi="Aptos Narrow"/>
+        </w:rPr>
+      </w:pPr>
+    </w:p>
+    <w:p>
+      <w:pPr>
+        <w:rPr>
+          <w:rFonts w:ascii="Aptos Narrow" w:hAnsi="Aptos Narrow"/>
           <w:b/>
           <w:bCs/>
         </w:rPr>
       </w:pPr>
       <w:r>
         <w:rPr>
+          <w:rFonts w:ascii="Aptos Narrow" w:hAnsi="Aptos Narrow"/>
           <w:b/>
           <w:bCs/>
         </w:rPr>
@@ -603,77 +945,197 @@
       </w:r>
     </w:p>
     <w:p>
-      <w:r>
+      <w:pPr>
+        <w:jc w:val="both"/>
+        <w:rPr>
+          <w:rFonts w:ascii="Aptos Narrow" w:hAnsi="Aptos Narrow"/>
+        </w:rPr>
+      </w:pPr>
+      <w:r>
+        <w:rPr>
+          <w:rFonts w:ascii="Aptos Narrow" w:hAnsi="Aptos Narrow"/>
+        </w:rPr>
         <w:t xml:space="preserve">Declaro que recebi as orientações técnicas de operação e estou ciente de que o descumprimento das obrigações acima citadas </w:t>
       </w:r>
       <w:r>
+        <w:rPr>
+          <w:rFonts w:ascii="Aptos Narrow" w:hAnsi="Aptos Narrow"/>
+        </w:rPr>
         <w:t>poderá acarretar a</w:t>
       </w:r>
       <w:r>
+        <w:rPr>
+          <w:rFonts w:ascii="Aptos Narrow" w:hAnsi="Aptos Narrow"/>
+        </w:rPr>
         <w:t xml:space="preserve"> suspensão do fornecimento </w:t>
       </w:r>
       <w:r>
+        <w:rPr>
+          <w:rFonts w:ascii="Aptos Narrow" w:hAnsi="Aptos Narrow"/>
+        </w:rPr>
         <w:t>de água bruta no referido ponto de captação.</w:t>
       </w:r>
     </w:p>
-    <w:p/>
-    <w:p>
-      <w:r>
+    <w:p>
+      <w:pPr>
+        <w:rPr>
+          <w:rFonts w:ascii="Aptos Narrow" w:hAnsi="Aptos Narrow"/>
+        </w:rPr>
+      </w:pPr>
+    </w:p>
+    <w:p>
+      <w:pPr>
+        <w:rPr>
+          <w:rFonts w:ascii="Aptos Narrow" w:hAnsi="Aptos Narrow"/>
+        </w:rPr>
+      </w:pPr>
+      <w:r>
+        <w:rPr>
+          <w:rFonts w:ascii="Aptos Narrow" w:hAnsi="Aptos Narrow"/>
+        </w:rPr>
         <w:t xml:space="preserve">Sertânia </w:t>
       </w:r>
       <w:r>
+        <w:rPr>
+          <w:rFonts w:ascii="Aptos Narrow" w:hAnsi="Aptos Narrow"/>
+        </w:rPr>
         <w:t xml:space="preserve">- PE, ______ de ________________ </w:t>
       </w:r>
       <w:proofErr w:type="spellStart"/>
       <w:r>
+        <w:rPr>
+          <w:rFonts w:ascii="Aptos Narrow" w:hAnsi="Aptos Narrow"/>
+        </w:rPr>
         <w:t>de</w:t>
       </w:r>
       <w:proofErr w:type="spellEnd"/>
       <w:r>
+        <w:rPr>
+          <w:rFonts w:ascii="Aptos Narrow" w:hAnsi="Aptos Narrow"/>
+        </w:rPr>
         <w:t xml:space="preserve"> 2026.</w:t>
       </w:r>
     </w:p>
-    <w:p/>
-    <w:p/>
-    <w:p>
-      <w:r>
+    <w:p>
+      <w:pPr>
+        <w:rPr>
+          <w:rFonts w:ascii="Aptos Narrow" w:hAnsi="Aptos Narrow"/>
+        </w:rPr>
+      </w:pPr>
+    </w:p>
+    <w:p>
+      <w:pPr>
+        <w:rPr>
+          <w:rFonts w:ascii="Aptos Narrow" w:hAnsi="Aptos Narrow"/>
+        </w:rPr>
+      </w:pPr>
+    </w:p>
+    <w:p>
+      <w:pPr>
+        <w:rPr>
+          <w:rFonts w:ascii="Aptos Narrow" w:hAnsi="Aptos Narrow"/>
+        </w:rPr>
+      </w:pPr>
+      <w:r>
+        <w:rPr>
+          <w:rFonts w:ascii="Aptos Narrow" w:hAnsi="Aptos Narrow"/>
+        </w:rPr>
         <w:t xml:space="preserve">_______________________________ </w:t>
       </w:r>
     </w:p>
     <w:p>
       <w:pPr>
         <w:spacing w:after="0"/>
+        <w:rPr>
+          <w:rFonts w:ascii="Aptos Narrow" w:hAnsi="Aptos Narrow"/>
+        </w:rPr>
       </w:pPr>
       <w:proofErr w:type="gramStart"/>
       <w:r>
+        <w:rPr>
+          <w:rFonts w:ascii="Aptos Narrow" w:hAnsi="Aptos Narrow"/>
+        </w:rPr>
         <w:t>{{ PROPRIETARIO</w:t>
       </w:r>
       <w:proofErr w:type="gramEnd"/>
       <w:r>
+        <w:rPr>
+          <w:rFonts w:ascii="Aptos Narrow" w:hAnsi="Aptos Narrow"/>
+        </w:rPr>
         <w:t xml:space="preserve"> }}</w:t>
       </w:r>
     </w:p>
     <w:p>
-      <w:r>
+      <w:pPr>
+        <w:rPr>
+          <w:rFonts w:ascii="Aptos Narrow" w:hAnsi="Aptos Narrow"/>
+        </w:rPr>
+      </w:pPr>
+      <w:r>
+        <w:rPr>
+          <w:rFonts w:ascii="Aptos Narrow" w:hAnsi="Aptos Narrow"/>
+        </w:rPr>
         <w:t>PROPRIETÁRIO(A)</w:t>
       </w:r>
     </w:p>
-    <w:p/>
-    <w:p/>
-    <w:p/>
-    <w:p/>
+    <w:p>
+      <w:pPr>
+        <w:rPr>
+          <w:rFonts w:ascii="Aptos Narrow" w:hAnsi="Aptos Narrow"/>
+        </w:rPr>
+      </w:pPr>
+    </w:p>
+    <w:p>
+      <w:pPr>
+        <w:rPr>
+          <w:rFonts w:ascii="Aptos Narrow" w:hAnsi="Aptos Narrow"/>
+        </w:rPr>
+      </w:pPr>
+    </w:p>
+    <w:p>
+      <w:pPr>
+        <w:rPr>
+          <w:rFonts w:ascii="Aptos Narrow" w:hAnsi="Aptos Narrow"/>
+        </w:rPr>
+      </w:pPr>
+    </w:p>
+    <w:p>
+      <w:pPr>
+        <w:rPr>
+          <w:rFonts w:ascii="Aptos Narrow" w:hAnsi="Aptos Narrow"/>
+        </w:rPr>
+      </w:pPr>
+    </w:p>
     <w:p>
       <w:pPr>
         <w:tabs>
           <w:tab w:val="left" w:pos="3555"/>
         </w:tabs>
-      </w:pPr>
-      <w:r>
+        <w:rPr>
+          <w:rFonts w:ascii="Aptos Narrow" w:hAnsi="Aptos Narrow"/>
+        </w:rPr>
+      </w:pPr>
+      <w:r>
+        <w:rPr>
+          <w:rFonts w:ascii="Aptos Narrow" w:hAnsi="Aptos Narrow"/>
+        </w:rPr>
         <w:tab/>
       </w:r>
     </w:p>
-    <w:p/>
-    <w:p/>
+    <w:p>
+      <w:pPr>
+        <w:rPr>
+          <w:rFonts w:ascii="Aptos Narrow" w:hAnsi="Aptos Narrow"/>
+        </w:rPr>
+      </w:pPr>
+    </w:p>
+    <w:p>
+      <w:pPr>
+        <w:rPr>
+          <w:rFonts w:ascii="Aptos Narrow" w:hAnsi="Aptos Narrow"/>
+        </w:rPr>
+      </w:pPr>
+    </w:p>
     <w:sectPr>
       <w:headerReference w:type="default" r:id="rId8"/>
       <w:footerReference w:type="default" r:id="rId9"/>
@@ -767,12 +1229,14 @@
                           <w:pPr>
                             <w:pStyle w:val="Rodap"/>
                             <w:rPr>
+                              <w:rFonts w:ascii="Aptos Narrow" w:hAnsi="Aptos Narrow"/>
                               <w:sz w:val="20"/>
                               <w:szCs w:val="20"/>
                             </w:rPr>
                           </w:pPr>
                           <w:r>
                             <w:rPr>
+                              <w:rFonts w:ascii="Aptos Narrow" w:hAnsi="Aptos Narrow"/>
                               <w:sz w:val="20"/>
                               <w:szCs w:val="20"/>
                             </w:rPr>
@@ -781,6 +1245,7 @@
                           <w:proofErr w:type="gramStart"/>
                           <w:r>
                             <w:rPr>
+                              <w:rFonts w:ascii="Aptos Narrow" w:hAnsi="Aptos Narrow"/>
                               <w:sz w:val="20"/>
                               <w:szCs w:val="20"/>
                             </w:rPr>
@@ -788,6 +1253,7 @@
                           </w:r>
                           <w:r>
                             <w:rPr>
+                              <w:rFonts w:ascii="Aptos Narrow" w:hAnsi="Aptos Narrow"/>
                               <w:color w:val="000000" w:themeColor="text1"/>
                               <w:sz w:val="20"/>
                               <w:szCs w:val="20"/>
@@ -807,17 +1273,11 @@
                           <w:proofErr w:type="gramEnd"/>
                           <w:r>
                             <w:rPr>
+                              <w:rFonts w:ascii="Aptos Narrow" w:hAnsi="Aptos Narrow"/>
                               <w:sz w:val="20"/>
                               <w:szCs w:val="20"/>
                             </w:rPr>
-                            <w:t xml:space="preserve"> }}</w:t>
-                          </w:r>
-                          <w:r>
-                            <w:rPr>
-                              <w:sz w:val="20"/>
-                              <w:szCs w:val="20"/>
-                            </w:rPr>
-                            <w:t xml:space="preserve"> </w:t>
+                            <w:t xml:space="preserve"> }} </w:t>
                           </w:r>
                         </w:p>
                       </w:txbxContent>
@@ -850,12 +1310,14 @@
                     <w:pPr>
                       <w:pStyle w:val="Rodap"/>
                       <w:rPr>
+                        <w:rFonts w:ascii="Aptos Narrow" w:hAnsi="Aptos Narrow"/>
                         <w:sz w:val="20"/>
                         <w:szCs w:val="20"/>
                       </w:rPr>
                     </w:pPr>
                     <w:r>
                       <w:rPr>
+                        <w:rFonts w:ascii="Aptos Narrow" w:hAnsi="Aptos Narrow"/>
                         <w:sz w:val="20"/>
                         <w:szCs w:val="20"/>
                       </w:rPr>
@@ -864,6 +1326,7 @@
                     <w:proofErr w:type="gramStart"/>
                     <w:r>
                       <w:rPr>
+                        <w:rFonts w:ascii="Aptos Narrow" w:hAnsi="Aptos Narrow"/>
                         <w:sz w:val="20"/>
                         <w:szCs w:val="20"/>
                       </w:rPr>
@@ -871,6 +1334,7 @@
                     </w:r>
                     <w:r>
                       <w:rPr>
+                        <w:rFonts w:ascii="Aptos Narrow" w:hAnsi="Aptos Narrow"/>
                         <w:color w:val="000000" w:themeColor="text1"/>
                         <w:sz w:val="20"/>
                         <w:szCs w:val="20"/>
@@ -890,17 +1354,11 @@
                     <w:proofErr w:type="gramEnd"/>
                     <w:r>
                       <w:rPr>
+                        <w:rFonts w:ascii="Aptos Narrow" w:hAnsi="Aptos Narrow"/>
                         <w:sz w:val="20"/>
                         <w:szCs w:val="20"/>
                       </w:rPr>
-                      <w:t xml:space="preserve"> }}</w:t>
-                    </w:r>
-                    <w:r>
-                      <w:rPr>
-                        <w:sz w:val="20"/>
-                        <w:szCs w:val="20"/>
-                      </w:rPr>
-                      <w:t xml:space="preserve"> </w:t>
+                      <w:t xml:space="preserve"> }} </w:t>
                     </w:r>
                   </w:p>
                 </w:txbxContent>
@@ -950,14 +1408,23 @@
         <w:docPartUnique/>
       </w:docPartObj>
     </w:sdtPr>
+    <w:sdtEndPr>
+      <w:rPr>
+        <w:rFonts w:ascii="Aptos Narrow" w:hAnsi="Aptos Narrow"/>
+      </w:rPr>
+    </w:sdtEndPr>
     <w:sdtContent>
       <w:p>
         <w:pPr>
           <w:pStyle w:val="Cabealho"/>
           <w:jc w:val="right"/>
+          <w:rPr>
+            <w:rFonts w:ascii="Aptos Narrow" w:hAnsi="Aptos Narrow"/>
+          </w:rPr>
         </w:pPr>
         <w:r>
           <w:rPr>
+            <w:rFonts w:ascii="Aptos Narrow" w:hAnsi="Aptos Narrow"/>
             <w:noProof/>
           </w:rPr>
           <w:drawing>
@@ -1026,6 +1493,7 @@
         </w:r>
         <w:r>
           <w:rPr>
+            <w:rFonts w:ascii="Aptos Narrow" w:hAnsi="Aptos Narrow"/>
             <w:noProof/>
           </w:rPr>
           <w:drawing>
@@ -1104,10 +1572,14 @@
           </w:drawing>
         </w:r>
         <w:r>
+          <w:rPr>
+            <w:rFonts w:ascii="Aptos Narrow" w:hAnsi="Aptos Narrow"/>
+          </w:rPr>
           <w:t xml:space="preserve">Página </w:t>
         </w:r>
         <w:r>
           <w:rPr>
+            <w:rFonts w:ascii="Aptos Narrow" w:hAnsi="Aptos Narrow"/>
             <w:b/>
             <w:bCs/>
           </w:rPr>
@@ -1115,6 +1587,7 @@
         </w:r>
         <w:r>
           <w:rPr>
+            <w:rFonts w:ascii="Aptos Narrow" w:hAnsi="Aptos Narrow"/>
             <w:b/>
             <w:bCs/>
           </w:rPr>
@@ -1122,6 +1595,7 @@
         </w:r>
         <w:r>
           <w:rPr>
+            <w:rFonts w:ascii="Aptos Narrow" w:hAnsi="Aptos Narrow"/>
             <w:b/>
             <w:bCs/>
           </w:rPr>
@@ -1129,6 +1603,7 @@
         </w:r>
         <w:r>
           <w:rPr>
+            <w:rFonts w:ascii="Aptos Narrow" w:hAnsi="Aptos Narrow"/>
             <w:b/>
             <w:bCs/>
           </w:rPr>
@@ -1136,16 +1611,21 @@
         </w:r>
         <w:r>
           <w:rPr>
+            <w:rFonts w:ascii="Aptos Narrow" w:hAnsi="Aptos Narrow"/>
             <w:b/>
             <w:bCs/>
           </w:rPr>
           <w:fldChar w:fldCharType="end"/>
         </w:r>
         <w:r>
+          <w:rPr>
+            <w:rFonts w:ascii="Aptos Narrow" w:hAnsi="Aptos Narrow"/>
+          </w:rPr>
           <w:t xml:space="preserve"> de </w:t>
         </w:r>
         <w:r>
           <w:rPr>
+            <w:rFonts w:ascii="Aptos Narrow" w:hAnsi="Aptos Narrow"/>
             <w:b/>
             <w:bCs/>
           </w:rPr>
@@ -1153,6 +1633,7 @@
         </w:r>
         <w:r>
           <w:rPr>
+            <w:rFonts w:ascii="Aptos Narrow" w:hAnsi="Aptos Narrow"/>
             <w:b/>
             <w:bCs/>
           </w:rPr>
@@ -1160,6 +1641,7 @@
         </w:r>
         <w:r>
           <w:rPr>
+            <w:rFonts w:ascii="Aptos Narrow" w:hAnsi="Aptos Narrow"/>
             <w:b/>
             <w:bCs/>
           </w:rPr>
@@ -1167,6 +1649,7 @@
         </w:r>
         <w:r>
           <w:rPr>
+            <w:rFonts w:ascii="Aptos Narrow" w:hAnsi="Aptos Narrow"/>
             <w:b/>
             <w:bCs/>
           </w:rPr>
@@ -1174,6 +1657,7 @@
         </w:r>
         <w:r>
           <w:rPr>
+            <w:rFonts w:ascii="Aptos Narrow" w:hAnsi="Aptos Narrow"/>
             <w:b/>
             <w:bCs/>
           </w:rPr>

--- a/template_pisf.docx
+++ b/template_pisf.docx
@@ -618,7 +618,7 @@
           <w:rFonts w:ascii="Aptos Narrow" w:hAnsi="Aptos Narrow"/>
         </w:rPr>
         <w:pict w14:anchorId="47CE6A7D">
-          <v:rect id="_x0000_i1030" style="width:0;height:1.5pt" o:hralign="center" o:hrstd="t" o:hr="t" fillcolor="#a0a0a0" stroked="f"/>
+          <v:rect id="_x0000_i1025" style="width:0;height:1.5pt" o:hralign="center" o:hrstd="t" o:hr="t" fillcolor="#a0a0a0" stroked="f"/>
         </w:pict>
       </w:r>
     </w:p>
@@ -1036,12 +1036,49 @@
           <w:rFonts w:ascii="Aptos Narrow" w:hAnsi="Aptos Narrow"/>
         </w:rPr>
       </w:pPr>
-      <w:r>
-        <w:rPr>
-          <w:rFonts w:ascii="Aptos Narrow" w:hAnsi="Aptos Narrow"/>
-        </w:rPr>
-        <w:t xml:space="preserve">_______________________________ </w:t>
-      </w:r>
+    </w:p>
+    <w:p>
+      <w:pPr>
+        <w:rPr>
+          <w:rFonts w:ascii="Aptos Narrow" w:hAnsi="Aptos Narrow"/>
+        </w:rPr>
+        <w:sectPr>
+          <w:headerReference w:type="default" r:id="rId8"/>
+          <w:footerReference w:type="default" r:id="rId9"/>
+          <w:pgSz w:w="11906" w:h="16838" w:code="9"/>
+          <w:pgMar w:top="720" w:right="720" w:bottom="720" w:left="720" w:header="1361" w:footer="709" w:gutter="0"/>
+          <w:cols w:space="708"/>
+          <w:docGrid w:linePitch="360"/>
+        </w:sectPr>
+      </w:pPr>
+    </w:p>
+    <w:p>
+      <w:pPr>
+        <w:rPr>
+          <w:rFonts w:ascii="Aptos Narrow" w:hAnsi="Aptos Narrow"/>
+        </w:rPr>
+      </w:pPr>
+    </w:p>
+    <w:p>
+      <w:pPr>
+        <w:rPr>
+          <w:rFonts w:ascii="Aptos Narrow" w:hAnsi="Aptos Narrow"/>
+        </w:rPr>
+      </w:pPr>
+    </w:p>
+    <w:p>
+      <w:pPr>
+        <w:rPr>
+          <w:rFonts w:ascii="Aptos Narrow" w:hAnsi="Aptos Narrow"/>
+        </w:rPr>
+        <w:sectPr>
+          <w:type w:val="continuous"/>
+          <w:pgSz w:w="11906" w:h="16838" w:code="9"/>
+          <w:pgMar w:top="720" w:right="720" w:bottom="720" w:left="720" w:header="1361" w:footer="709" w:gutter="0"/>
+          <w:cols w:num="2" w:space="708"/>
+          <w:docGrid w:linePitch="360"/>
+        </w:sectPr>
+      </w:pPr>
     </w:p>
     <w:p>
       <w:pPr>
@@ -1050,47 +1087,368 @@
           <w:rFonts w:ascii="Aptos Narrow" w:hAnsi="Aptos Narrow"/>
         </w:rPr>
       </w:pPr>
-      <w:proofErr w:type="gramStart"/>
-      <w:r>
-        <w:rPr>
-          <w:rFonts w:ascii="Aptos Narrow" w:hAnsi="Aptos Narrow"/>
-        </w:rPr>
-        <w:t>{{ PROPRIETARIO</w:t>
-      </w:r>
-      <w:proofErr w:type="gramEnd"/>
-      <w:r>
-        <w:rPr>
-          <w:rFonts w:ascii="Aptos Narrow" w:hAnsi="Aptos Narrow"/>
-        </w:rPr>
-        <w:t xml:space="preserve"> }}</w:t>
-      </w:r>
-    </w:p>
-    <w:p>
-      <w:pPr>
-        <w:rPr>
-          <w:rFonts w:ascii="Aptos Narrow" w:hAnsi="Aptos Narrow"/>
-        </w:rPr>
-      </w:pPr>
-      <w:r>
-        <w:rPr>
-          <w:rFonts w:ascii="Aptos Narrow" w:hAnsi="Aptos Narrow"/>
-        </w:rPr>
-        <w:t>PROPRIETÁRIO(A)</w:t>
-      </w:r>
-    </w:p>
-    <w:p>
-      <w:pPr>
-        <w:rPr>
-          <w:rFonts w:ascii="Aptos Narrow" w:hAnsi="Aptos Narrow"/>
-        </w:rPr>
-      </w:pPr>
-    </w:p>
-    <w:p>
-      <w:pPr>
-        <w:rPr>
-          <w:rFonts w:ascii="Aptos Narrow" w:hAnsi="Aptos Narrow"/>
-        </w:rPr>
-      </w:pPr>
+      <w:r>
+        <w:rPr>
+          <w:rFonts w:ascii="Aptos Narrow" w:hAnsi="Aptos Narrow"/>
+        </w:rPr>
+        <w:t>_______________________________</w:t>
+      </w:r>
+      <w:r>
+        <w:rPr>
+          <w:rFonts w:ascii="Aptos Narrow" w:hAnsi="Aptos Narrow"/>
+        </w:rPr>
+        <w:t xml:space="preserve">          </w:t>
+      </w:r>
+    </w:p>
+    <w:p>
+      <w:pPr>
+        <w:spacing w:after="0"/>
+        <w:rPr>
+          <w:rFonts w:ascii="Aptos Narrow" w:hAnsi="Aptos Narrow"/>
+        </w:rPr>
+      </w:pPr>
+      <w:r>
+        <w:rPr>
+          <w:rFonts w:ascii="Aptos Narrow" w:hAnsi="Aptos Narrow"/>
+        </w:rPr>
+        <w:t>_______________________________</w:t>
+      </w:r>
+      <w:r>
+        <w:rPr>
+          <w:rFonts w:ascii="Aptos Narrow" w:hAnsi="Aptos Narrow"/>
+        </w:rPr>
+        <w:t xml:space="preserve">          </w:t>
+      </w:r>
+    </w:p>
+    <w:p>
+      <w:pPr>
+        <w:spacing w:after="0"/>
+        <w:rPr>
+          <w:rFonts w:ascii="Aptos Narrow" w:hAnsi="Aptos Narrow"/>
+        </w:rPr>
+        <w:sectPr>
+          <w:type w:val="continuous"/>
+          <w:pgSz w:w="11906" w:h="16838" w:code="9"/>
+          <w:pgMar w:top="720" w:right="720" w:bottom="720" w:left="720" w:header="1361" w:footer="709" w:gutter="0"/>
+          <w:cols w:num="2" w:space="566"/>
+          <w:docGrid w:linePitch="360"/>
+        </w:sectPr>
+      </w:pPr>
+    </w:p>
+    <w:p>
+      <w:pPr>
+        <w:rPr>
+          <w:rFonts w:ascii="Aptos Narrow" w:hAnsi="Aptos Narrow"/>
+        </w:rPr>
+      </w:pPr>
+      <w:r>
+        <w:rPr>
+          <w:rFonts w:ascii="Aptos Narrow" w:hAnsi="Aptos Narrow"/>
+          <w:noProof/>
+        </w:rPr>
+        <mc:AlternateContent>
+          <mc:Choice Requires="wps">
+            <w:drawing>
+              <wp:anchor distT="45720" distB="45720" distL="114300" distR="114300" simplePos="0" relativeHeight="251661312" behindDoc="0" locked="0" layoutInCell="1" allowOverlap="1" wp14:anchorId="44D47A3B" wp14:editId="7593FE7B">
+                <wp:simplePos x="0" y="0"/>
+                <wp:positionH relativeFrom="margin">
+                  <wp:posOffset>3415211</wp:posOffset>
+                </wp:positionH>
+                <wp:positionV relativeFrom="paragraph">
+                  <wp:posOffset>45720</wp:posOffset>
+                </wp:positionV>
+                <wp:extent cx="3418840" cy="845185"/>
+                <wp:effectExtent l="0" t="0" r="0" b="0"/>
+                <wp:wrapSquare wrapText="bothSides"/>
+                <wp:docPr id="1470893375" name="Caixa de Texto 2"/>
+                <wp:cNvGraphicFramePr>
+                  <a:graphicFrameLocks xmlns:a="http://schemas.openxmlformats.org/drawingml/2006/main"/>
+                </wp:cNvGraphicFramePr>
+                <a:graphic xmlns:a="http://schemas.openxmlformats.org/drawingml/2006/main">
+                  <a:graphicData uri="http://schemas.microsoft.com/office/word/2010/wordprocessingShape">
+                    <wps:wsp>
+                      <wps:cNvSpPr txBox="1">
+                        <a:spLocks noChangeArrowheads="1"/>
+                      </wps:cNvSpPr>
+                      <wps:spPr bwMode="auto">
+                        <a:xfrm>
+                          <a:off x="0" y="0"/>
+                          <a:ext cx="3418840" cy="845185"/>
+                        </a:xfrm>
+                        <a:prstGeom prst="rect">
+                          <a:avLst/>
+                        </a:prstGeom>
+                        <a:noFill/>
+                        <a:ln w="9525">
+                          <a:noFill/>
+                          <a:miter lim="800000"/>
+                          <a:headEnd/>
+                          <a:tailEnd/>
+                        </a:ln>
+                      </wps:spPr>
+                      <wps:txbx>
+                        <w:txbxContent>
+                          <w:p>
+                            <w:pPr>
+                              <w:spacing w:after="0"/>
+                              <w:jc w:val="both"/>
+                              <w:rPr>
+                                <w:rFonts w:ascii="Aptos Narrow" w:hAnsi="Aptos Narrow"/>
+                              </w:rPr>
+                            </w:pPr>
+                            <w:r>
+                              <w:rPr>
+                                <w:rFonts w:ascii="Aptos Narrow" w:hAnsi="Aptos Narrow"/>
+                              </w:rPr>
+                              <w:t>OPERADOR FEDERAL</w:t>
+                            </w:r>
+                          </w:p>
+                          <w:p>
+                            <w:pPr>
+                              <w:jc w:val="both"/>
+                            </w:pPr>
+                            <w:r>
+                              <w:rPr>
+                                <w:rFonts w:ascii="Aptos Narrow" w:hAnsi="Aptos Narrow"/>
+                              </w:rPr>
+                              <w:t>MINISTÉRIO DA INTEGRAÇÃO E DESENVOLVIMENTO REGIONAL</w:t>
+                            </w:r>
+                          </w:p>
+                        </w:txbxContent>
+                      </wps:txbx>
+                      <wps:bodyPr rot="0" vert="horz" wrap="square" lIns="91440" tIns="45720" rIns="91440" bIns="45720" anchor="ctr" anchorCtr="0">
+                        <a:noAutofit/>
+                      </wps:bodyPr>
+                    </wps:wsp>
+                  </a:graphicData>
+                </a:graphic>
+                <wp14:sizeRelH relativeFrom="margin">
+                  <wp14:pctWidth>0</wp14:pctWidth>
+                </wp14:sizeRelH>
+                <wp14:sizeRelV relativeFrom="margin">
+                  <wp14:pctHeight>0</wp14:pctHeight>
+                </wp14:sizeRelV>
+              </wp:anchor>
+            </w:drawing>
+          </mc:Choice>
+          <mc:Fallback>
+            <w:pict>
+              <v:shapetype w14:anchorId="44D47A3B" id="_x0000_t202" coordsize="21600,21600" o:spt="202" path="m,l,21600r21600,l21600,xe">
+                <v:stroke joinstyle="miter"/>
+                <v:path gradientshapeok="t" o:connecttype="rect"/>
+              </v:shapetype>
+              <v:shape id="Caixa de Texto 2" o:spid="_x0000_s1026" type="#_x0000_t202" style="position:absolute;margin-left:268.9pt;margin-top:3.6pt;width:269.2pt;height:66.55pt;z-index:251661312;visibility:visible;mso-wrap-style:square;mso-width-percent:0;mso-height-percent:0;mso-wrap-distance-left:9pt;mso-wrap-distance-top:3.6pt;mso-wrap-distance-right:9pt;mso-wrap-distance-bottom:3.6pt;mso-position-horizontal:absolute;mso-position-horizontal-relative:margin;mso-position-vertical:absolute;mso-position-vertical-relative:text;mso-width-percent:0;mso-height-percent:0;mso-width-relative:margin;mso-height-relative:margin;v-text-anchor:middle" o:gfxdata="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" filled="f" stroked="f">
+                <v:textbox>
+                  <w:txbxContent>
+                    <w:p>
+                      <w:pPr>
+                        <w:spacing w:after="0"/>
+                        <w:jc w:val="both"/>
+                        <w:rPr>
+                          <w:rFonts w:ascii="Aptos Narrow" w:hAnsi="Aptos Narrow"/>
+                        </w:rPr>
+                      </w:pPr>
+                      <w:r>
+                        <w:rPr>
+                          <w:rFonts w:ascii="Aptos Narrow" w:hAnsi="Aptos Narrow"/>
+                        </w:rPr>
+                        <w:t>OPERADOR FEDERAL</w:t>
+                      </w:r>
+                    </w:p>
+                    <w:p>
+                      <w:pPr>
+                        <w:jc w:val="both"/>
+                      </w:pPr>
+                      <w:r>
+                        <w:rPr>
+                          <w:rFonts w:ascii="Aptos Narrow" w:hAnsi="Aptos Narrow"/>
+                        </w:rPr>
+                        <w:t>MINISTÉRIO DA INTEGRAÇÃO E DESENVOLVIMENTO REGIONAL</w:t>
+                      </w:r>
+                    </w:p>
+                  </w:txbxContent>
+                </v:textbox>
+                <w10:wrap type="square" anchorx="margin"/>
+              </v:shape>
+            </w:pict>
+          </mc:Fallback>
+        </mc:AlternateContent>
+      </w:r>
+      <w:r>
+        <w:rPr>
+          <w:rFonts w:ascii="Aptos Narrow" w:hAnsi="Aptos Narrow"/>
+          <w:noProof/>
+        </w:rPr>
+        <mc:AlternateContent>
+          <mc:Choice Requires="wps">
+            <w:drawing>
+              <wp:anchor distT="45720" distB="45720" distL="114300" distR="114300" simplePos="0" relativeHeight="251659264" behindDoc="0" locked="0" layoutInCell="1" allowOverlap="1" wp14:anchorId="53A83CBA" wp14:editId="0A1CC3B4">
+                <wp:simplePos x="0" y="0"/>
+                <wp:positionH relativeFrom="margin">
+                  <wp:posOffset>0</wp:posOffset>
+                </wp:positionH>
+                <wp:positionV relativeFrom="paragraph">
+                  <wp:posOffset>45085</wp:posOffset>
+                </wp:positionV>
+                <wp:extent cx="1383030" cy="514350"/>
+                <wp:effectExtent l="0" t="0" r="0" b="0"/>
+                <wp:wrapSquare wrapText="bothSides"/>
+                <wp:docPr id="2044936601" name="Caixa de Texto 2"/>
+                <wp:cNvGraphicFramePr>
+                  <a:graphicFrameLocks xmlns:a="http://schemas.openxmlformats.org/drawingml/2006/main"/>
+                </wp:cNvGraphicFramePr>
+                <a:graphic xmlns:a="http://schemas.openxmlformats.org/drawingml/2006/main">
+                  <a:graphicData uri="http://schemas.microsoft.com/office/word/2010/wordprocessingShape">
+                    <wps:wsp>
+                      <wps:cNvSpPr txBox="1">
+                        <a:spLocks noChangeArrowheads="1"/>
+                      </wps:cNvSpPr>
+                      <wps:spPr bwMode="auto">
+                        <a:xfrm>
+                          <a:off x="0" y="0"/>
+                          <a:ext cx="1383030" cy="514350"/>
+                        </a:xfrm>
+                        <a:prstGeom prst="rect">
+                          <a:avLst/>
+                        </a:prstGeom>
+                        <a:noFill/>
+                        <a:ln w="9525">
+                          <a:noFill/>
+                          <a:miter lim="800000"/>
+                          <a:headEnd/>
+                          <a:tailEnd/>
+                        </a:ln>
+                      </wps:spPr>
+                      <wps:txbx>
+                        <w:txbxContent>
+                          <w:p>
+                            <w:pPr>
+                              <w:spacing w:after="0"/>
+                              <w:rPr>
+                                <w:rFonts w:ascii="Aptos Narrow" w:hAnsi="Aptos Narrow"/>
+                              </w:rPr>
+                            </w:pPr>
+                            <w:r>
+                              <w:rPr>
+                                <w:rFonts w:ascii="Aptos Narrow" w:hAnsi="Aptos Narrow"/>
+                              </w:rPr>
+                              <w:t>PROPRIETÁRIO(A)</w:t>
+                            </w:r>
+                            <w:r>
+                              <w:rPr>
+                                <w:rFonts w:ascii="Aptos Narrow" w:hAnsi="Aptos Narrow"/>
+                              </w:rPr>
+                              <w:t xml:space="preserve"> </w:t>
+                            </w:r>
+                          </w:p>
+                          <w:p>
+                            <w:pPr>
+                              <w:spacing w:after="0"/>
+                              <w:rPr>
+                                <w:rFonts w:ascii="Aptos Narrow" w:hAnsi="Aptos Narrow"/>
+                              </w:rPr>
+                            </w:pPr>
+                            <w:proofErr w:type="gramStart"/>
+                            <w:r>
+                              <w:rPr>
+                                <w:rFonts w:ascii="Aptos Narrow" w:hAnsi="Aptos Narrow"/>
+                              </w:rPr>
+                              <w:t>{{ PROPRIETARIO</w:t>
+                            </w:r>
+                            <w:proofErr w:type="gramEnd"/>
+                            <w:r>
+                              <w:rPr>
+                                <w:rFonts w:ascii="Aptos Narrow" w:hAnsi="Aptos Narrow"/>
+                              </w:rPr>
+                              <w:t xml:space="preserve"> }}</w:t>
+                            </w:r>
+                            <w:r>
+                              <w:rPr>
+                                <w:rFonts w:ascii="Aptos Narrow" w:hAnsi="Aptos Narrow"/>
+                              </w:rPr>
+                              <w:t xml:space="preserve"> </w:t>
+                            </w:r>
+                          </w:p>
+                          <w:p/>
+                        </w:txbxContent>
+                      </wps:txbx>
+                      <wps:bodyPr rot="0" vert="horz" wrap="square" lIns="91440" tIns="45720" rIns="91440" bIns="45720" anchor="ctr" anchorCtr="0">
+                        <a:noAutofit/>
+                      </wps:bodyPr>
+                    </wps:wsp>
+                  </a:graphicData>
+                </a:graphic>
+                <wp14:sizeRelH relativeFrom="margin">
+                  <wp14:pctWidth>0</wp14:pctWidth>
+                </wp14:sizeRelH>
+                <wp14:sizeRelV relativeFrom="margin">
+                  <wp14:pctHeight>0</wp14:pctHeight>
+                </wp14:sizeRelV>
+              </wp:anchor>
+            </w:drawing>
+          </mc:Choice>
+          <mc:Fallback>
+            <w:pict>
+              <v:shape w14:anchorId="53A83CBA" id="_x0000_s1027" type="#_x0000_t202" style="position:absolute;margin-left:0;margin-top:3.55pt;width:108.9pt;height:40.5pt;z-index:251659264;visibility:visible;mso-wrap-style:square;mso-width-percent:0;mso-height-percent:0;mso-wrap-distance-left:9pt;mso-wrap-distance-top:3.6pt;mso-wrap-distance-right:9pt;mso-wrap-distance-bottom:3.6pt;mso-position-horizontal:absolute;mso-position-horizontal-relative:margin;mso-position-vertical:absolute;mso-position-vertical-relative:text;mso-width-percent:0;mso-height-percent:0;mso-width-relative:margin;mso-height-relative:margin;v-text-anchor:middle" o:gfxdata="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" filled="f" stroked="f">
+                <v:textbox>
+                  <w:txbxContent>
+                    <w:p>
+                      <w:pPr>
+                        <w:spacing w:after="0"/>
+                        <w:rPr>
+                          <w:rFonts w:ascii="Aptos Narrow" w:hAnsi="Aptos Narrow"/>
+                        </w:rPr>
+                      </w:pPr>
+                      <w:r>
+                        <w:rPr>
+                          <w:rFonts w:ascii="Aptos Narrow" w:hAnsi="Aptos Narrow"/>
+                        </w:rPr>
+                        <w:t>PROPRIETÁRIO(A)</w:t>
+                      </w:r>
+                      <w:r>
+                        <w:rPr>
+                          <w:rFonts w:ascii="Aptos Narrow" w:hAnsi="Aptos Narrow"/>
+                        </w:rPr>
+                        <w:t xml:space="preserve"> </w:t>
+                      </w:r>
+                    </w:p>
+                    <w:p>
+                      <w:pPr>
+                        <w:spacing w:after="0"/>
+                        <w:rPr>
+                          <w:rFonts w:ascii="Aptos Narrow" w:hAnsi="Aptos Narrow"/>
+                        </w:rPr>
+                      </w:pPr>
+                      <w:proofErr w:type="gramStart"/>
+                      <w:r>
+                        <w:rPr>
+                          <w:rFonts w:ascii="Aptos Narrow" w:hAnsi="Aptos Narrow"/>
+                        </w:rPr>
+                        <w:t>{{ PROPRIETARIO</w:t>
+                      </w:r>
+                      <w:proofErr w:type="gramEnd"/>
+                      <w:r>
+                        <w:rPr>
+                          <w:rFonts w:ascii="Aptos Narrow" w:hAnsi="Aptos Narrow"/>
+                        </w:rPr>
+                        <w:t xml:space="preserve"> }}</w:t>
+                      </w:r>
+                      <w:r>
+                        <w:rPr>
+                          <w:rFonts w:ascii="Aptos Narrow" w:hAnsi="Aptos Narrow"/>
+                        </w:rPr>
+                        <w:t xml:space="preserve"> </w:t>
+                      </w:r>
+                    </w:p>
+                    <w:p/>
+                  </w:txbxContent>
+                </v:textbox>
+                <w10:wrap type="square" anchorx="margin"/>
+              </v:shape>
+            </w:pict>
+          </mc:Fallback>
+        </mc:AlternateContent>
+      </w:r>
     </w:p>
     <w:p>
       <w:pPr>
@@ -1137,8 +1495,7 @@
       </w:pPr>
     </w:p>
     <w:sectPr>
-      <w:headerReference w:type="default" r:id="rId8"/>
-      <w:footerReference w:type="default" r:id="rId9"/>
+      <w:type w:val="continuous"/>
       <w:pgSz w:w="11906" w:h="16838" w:code="9"/>
       <w:pgMar w:top="720" w:right="720" w:bottom="720" w:left="720" w:header="1361" w:footer="709" w:gutter="0"/>
       <w:cols w:space="708"/>
@@ -1303,7 +1660,7 @@
               <v:stroke joinstyle="miter"/>
               <v:path gradientshapeok="t" o:connecttype="rect"/>
             </v:shapetype>
-            <v:shape id="Caixa de Texto 2" o:spid="_x0000_s1026" type="#_x0000_t202" style="position:absolute;margin-left:-48.75pt;margin-top:-88.65pt;width:151.5pt;height:110.6pt;rotation:-90;z-index:251662336;visibility:visible;mso-wrap-style:square;mso-width-percent:0;mso-height-percent:0;mso-wrap-distance-left:9pt;mso-wrap-distance-top:3.6pt;mso-wrap-distance-right:9pt;mso-wrap-distance-bottom:3.6pt;mso-position-horizontal:absolute;mso-position-horizontal-relative:text;mso-position-vertical:absolute;mso-position-vertical-relative:text;mso-width-percent:0;mso-height-percent:0;mso-width-relative:margin;mso-height-relative:margin;v-text-anchor:top" o:gfxdata="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" filled="f" stroked="f">
+            <v:shape id="_x0000_s1028" type="#_x0000_t202" style="position:absolute;margin-left:-48.75pt;margin-top:-88.65pt;width:151.5pt;height:110.6pt;rotation:-90;z-index:251662336;visibility:visible;mso-wrap-style:square;mso-width-percent:0;mso-height-percent:0;mso-wrap-distance-left:9pt;mso-wrap-distance-top:3.6pt;mso-wrap-distance-right:9pt;mso-wrap-distance-bottom:3.6pt;mso-position-horizontal:absolute;mso-position-horizontal-relative:text;mso-position-vertical:absolute;mso-position-vertical-relative:text;mso-width-percent:0;mso-height-percent:0;mso-width-relative:margin;mso-height-relative:margin;v-text-anchor:top" o:gfxdata="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" filled="f" stroked="f">
               <v:textbox style="mso-fit-shape-to-text:t">
                 <w:txbxContent>
                   <w:p>
@@ -1428,18 +1785,18 @@
             <w:noProof/>
           </w:rPr>
           <w:drawing>
-            <wp:anchor distT="0" distB="0" distL="114300" distR="114300" simplePos="0" relativeHeight="251660288" behindDoc="0" locked="0" layoutInCell="1" allowOverlap="1" wp14:anchorId="7DC8A752" wp14:editId="487AA64E">
+            <wp:anchor distT="0" distB="0" distL="114300" distR="114300" simplePos="0" relativeHeight="251660288" behindDoc="0" locked="0" layoutInCell="1" allowOverlap="1" wp14:anchorId="7DC8A752" wp14:editId="7B4B4D9E">
               <wp:simplePos x="0" y="0"/>
               <wp:positionH relativeFrom="column">
-                <wp:posOffset>4028440</wp:posOffset>
+                <wp:posOffset>1384935</wp:posOffset>
               </wp:positionH>
               <wp:positionV relativeFrom="paragraph">
-                <wp:posOffset>-487680</wp:posOffset>
+                <wp:posOffset>-656590</wp:posOffset>
               </wp:positionV>
-              <wp:extent cx="1000125" cy="501650"/>
-              <wp:effectExtent l="0" t="0" r="0" b="0"/>
+              <wp:extent cx="806450" cy="810260"/>
+              <wp:effectExtent l="0" t="0" r="0" b="8890"/>
               <wp:wrapNone/>
-              <wp:docPr id="3" name="Imagem 2">
+              <wp:docPr id="939641476" name="Imagem 2">
                 <a:extLst xmlns:a="http://schemas.openxmlformats.org/drawingml/2006/main">
                   <a:ext uri="{FF2B5EF4-FFF2-40B4-BE49-F238E27FC236}">
                     <a16:creationId xmlns:a16="http://schemas.microsoft.com/office/drawing/2014/main" id="{3B6F7472-8032-4A70-9265-FB8DD53C9A3A}"/>
@@ -1465,7 +1822,13 @@
                       </pic:cNvPicPr>
                     </pic:nvPicPr>
                     <pic:blipFill>
-                      <a:blip r:embed="rId1"/>
+                      <a:blip r:embed="rId1">
+                        <a:extLst>
+                          <a:ext uri="{28A0092B-C50C-407E-A947-70E740481C1C}">
+                            <a14:useLocalDpi xmlns:a14="http://schemas.microsoft.com/office/drawing/2010/main" val="0"/>
+                          </a:ext>
+                        </a:extLst>
+                      </a:blip>
                       <a:stretch>
                         <a:fillRect/>
                       </a:stretch>
@@ -1473,7 +1836,7 @@
                     <pic:spPr>
                       <a:xfrm>
                         <a:off x="0" y="0"/>
-                        <a:ext cx="1000125" cy="501650"/>
+                        <a:ext cx="806450" cy="810260"/>
                       </a:xfrm>
                       <a:prstGeom prst="rect">
                         <a:avLst/>
@@ -1497,21 +1860,21 @@
             <w:noProof/>
           </w:rPr>
           <w:drawing>
-            <wp:anchor distT="0" distB="0" distL="114300" distR="114300" simplePos="0" relativeHeight="251659264" behindDoc="0" locked="0" layoutInCell="1" allowOverlap="1" wp14:anchorId="3EFDC3D8" wp14:editId="337390A9">
+            <wp:anchor distT="0" distB="0" distL="114300" distR="114300" simplePos="0" relativeHeight="251664384" behindDoc="0" locked="0" layoutInCell="1" allowOverlap="1" wp14:anchorId="06BFF5F0" wp14:editId="4250F15D">
               <wp:simplePos x="0" y="0"/>
               <wp:positionH relativeFrom="column">
-                <wp:posOffset>762000</wp:posOffset>
+                <wp:posOffset>4142105</wp:posOffset>
               </wp:positionH>
               <wp:positionV relativeFrom="paragraph">
-                <wp:posOffset>-525780</wp:posOffset>
+                <wp:posOffset>-502285</wp:posOffset>
               </wp:positionV>
-              <wp:extent cx="2070100" cy="596265"/>
-              <wp:effectExtent l="0" t="0" r="0" b="0"/>
+              <wp:extent cx="1000125" cy="501650"/>
+              <wp:effectExtent l="0" t="0" r="9525" b="0"/>
               <wp:wrapNone/>
-              <wp:docPr id="2" name="Imagem 1" descr="Logotipo, nome da empresa&#10;&#10;Descrição gerada automaticamente">
+              <wp:docPr id="1892171780" name="Imagem 2" descr="Forma&#10;&#10;O conteúdo gerado por IA pode estar incorreto.">
                 <a:extLst xmlns:a="http://schemas.openxmlformats.org/drawingml/2006/main">
                   <a:ext uri="{FF2B5EF4-FFF2-40B4-BE49-F238E27FC236}">
-                    <a16:creationId xmlns:a16="http://schemas.microsoft.com/office/drawing/2014/main" id="{680B04A0-6AC2-4B1E-BA23-7B71D9E7B9E8}"/>
+                    <a16:creationId xmlns:a16="http://schemas.microsoft.com/office/drawing/2014/main" id="{3B6F7472-8032-4A70-9265-FB8DD53C9A3A}"/>
                   </a:ext>
                 </a:extLst>
               </wp:docPr>
@@ -1522,10 +1885,10 @@
                 <a:graphicData uri="http://schemas.openxmlformats.org/drawingml/2006/picture">
                   <pic:pic xmlns:pic="http://schemas.openxmlformats.org/drawingml/2006/picture">
                     <pic:nvPicPr>
-                      <pic:cNvPr id="2" name="Imagem 1" descr="Logotipo, nome da empresa&#10;&#10;Descrição gerada automaticamente">
+                      <pic:cNvPr id="624107049" name="Imagem 2" descr="Forma&#10;&#10;O conteúdo gerado por IA pode estar incorreto.">
                         <a:extLst>
                           <a:ext uri="{FF2B5EF4-FFF2-40B4-BE49-F238E27FC236}">
-                            <a16:creationId xmlns:a16="http://schemas.microsoft.com/office/drawing/2014/main" id="{680B04A0-6AC2-4B1E-BA23-7B71D9E7B9E8}"/>
+                            <a16:creationId xmlns:a16="http://schemas.microsoft.com/office/drawing/2014/main" id="{3B6F7472-8032-4A70-9265-FB8DD53C9A3A}"/>
                           </a:ext>
                         </a:extLst>
                       </pic:cNvPr>
@@ -1534,30 +1897,19 @@
                       </pic:cNvPicPr>
                     </pic:nvPicPr>
                     <pic:blipFill>
-                      <a:blip r:embed="rId2" cstate="print">
-                        <a:extLst>
-                          <a:ext uri="{28A0092B-C50C-407E-A947-70E740481C1C}">
-                            <a14:useLocalDpi xmlns:a14="http://schemas.microsoft.com/office/drawing/2010/main" val="0"/>
-                          </a:ext>
-                        </a:extLst>
-                      </a:blip>
-                      <a:srcRect/>
+                      <a:blip r:embed="rId2"/>
                       <a:stretch>
                         <a:fillRect/>
                       </a:stretch>
                     </pic:blipFill>
-                    <pic:spPr bwMode="auto">
+                    <pic:spPr>
                       <a:xfrm>
                         <a:off x="0" y="0"/>
-                        <a:ext cx="2070100" cy="596265"/>
+                        <a:ext cx="1000125" cy="501650"/>
                       </a:xfrm>
                       <a:prstGeom prst="rect">
                         <a:avLst/>
                       </a:prstGeom>
-                      <a:noFill/>
-                      <a:ln>
-                        <a:noFill/>
-                      </a:ln>
                     </pic:spPr>
                   </pic:pic>
                 </a:graphicData>
